--- a/templates/dogovor_template_new.docx
+++ b/templates/dogovor_template_new.docx
@@ -502,7 +502,25 @@
           <w:szCs w:val="22"/>
           <w:rtl w:val="0"/>
         </w:rPr>
-        <w:t xml:space="preserve">Акцептом настоящего Договора и соответствующей спецификации является оплата Заказчиком стоимости услуг полностью либо в части (в том числе третьим лицом за Заказчика, ст. 313 ГК РФ) в течение 10 (десяти) рабочих дней с даты направления Исполнителем текста Договора и спецификации Заказчику. Совершение оплаты означает полное и безоговорочное принятие Заказчиком условий Договора и спецификации в направленной редакции (п. 3 ст. 438 ГК РФ). С момента поступления денежных средств Исполнителю Договор и спецификация считаются заключенными в письменной форме (п. 3 ст. 434 ГК РФ) без необходимости их подписания Заказчиком. Исполнитель направляет Заказчику текст Договора и спецификации до предложения произвести оплату.</w:t>
+        <w:t xml:space="preserve">Акцептом настоящего Договора и соответствующей спецификации является оплата Заказчиком стоимости услуг полностью либо в части (в том числе третьим лицом за Заказчика, ст. 313 ГК РФ) в течение 10 (десяти) рабочих дней с даты направления Исполнителем текста Договора и спецификации Заказчику. Совершение оплаты означает полное и безоговорочное принятие Заказчиком условий Договора и спецификации в направленной редакции (п. 3 ст. 438 ГК РФ). </w:t>
+      </w:r>
+      <w:r>
+        <w:rPr>
+          <w:sz w:val="22"/>
+          <w:szCs w:val="22"/>
+          <w:rtl w:val="0"/>
+        </w:rPr>
+        <w:t xml:space="preserve">С момента оплаты (п. 3.3 Договора) Договор и спецификация считаются заключенными в письменной форме (п. 3 ст. 434 ГК РФ) без необходимости их подписания Заказчиком.</w:t>
+      </w:r>
+      <w:r>
+        <w:rPr>
+          <w:i w:val="0"/>
+          <w:iCs w:val="0"/>
+          <w:sz w:val="22"/>
+          <w:szCs w:val="22"/>
+          <w:rtl w:val="0"/>
+        </w:rPr>
+        <w:t xml:space="preserve"> Исполнитель направляет Заказчику текст Договора и спецификации до предложения произвести оплату.</w:t>
       </w:r>
       <w:r>
         <w:rPr>
@@ -1420,18 +1438,11 @@
       </w:pPr>
       <w:r>
         <w:rPr>
-          <w:i w:val="0"/>
-          <w:iCs w:val="0"/>
-          <w:sz w:val="22"/>
-          <w:szCs w:val="22"/>
-          <w:rtl w:val="0"/>
-        </w:rPr>
-        <w:t xml:space="preserve">Оплата Заказчиком услуг Исполнителя производится путем полной предоплаты (100%) перечислением денежных средств в рублях на расчетный счет Исполнителя. Совершение Заказчиком оплаты является акцептом Договора и соответствующей спецификации (п. 1.6 Договора). В назначении платежа указывается номер и дата Договора; отсутствие такого указания не лишает платеж значения акцепта, если его сумма соответствует спецификации.</w:t>
-      </w:r>
-      <w:r>
-        <w:rPr>
-          <w:rtl w:val="0"/>
-        </w:rPr>
+          <w:sz w:val="22"/>
+          <w:szCs w:val="22"/>
+          <w:rtl w:val="0"/>
+        </w:rPr>
+        <w:t xml:space="preserve">Оплата услуг производится путем полной предоплаты (100 %) одним из способов по выбору Заказчика: перечислением денежных средств в рублях на расчетный счет Исполнителя по реквизитам раздела 9 Договора либо по ссылке на оплату, направленной Исполнителем, через платежный сервис или сервис интернет-эквайринга (платежная ссылка Т-Банка, Яндекс Пэй, Яндекс Сплит, Система быстрых платежей и иные), в том числе с использованием рассрочки, предоставляемой платежным сервисом. Денежные средства, уплаченные по ссылке, зачисляются на расчетный счет Исполнителя платежным сервисом (банком-эквайером). Оплата любым из указанных способов является надлежащим исполнением обязанности Заказчика по оплате и акцептом Договора и соответствующей спецификации (п. 1.6 Договора); при оплате по ссылке моментом оплаты считается подтверждение платежным сервисом успешного платежа Заказчика. При оплате по ссылке платеж идентифицируется по данным платежного сервиса (номер ссылки, заказа или операции), указание назначения платежа Заказчиком не требуется; при перечислении на расчетный счет в назначении платежа указывается номер и дата Договора, а отсутствие такого указания не лишает платеж значения акцепта, если его сумма соответствует спецификации.</w:t>
       </w:r>
     </w:p>
     <w:p>
@@ -1461,10 +1472,29 @@
         </w:rPr>
         <w:t xml:space="preserve">Оплата госпошлины, командировочных, почтовых расходов, расходов на проезд производится Заказчиком путем предоплаты по запросу Исполнителя; окончательный расчет производится на основании представленных Исполнителем подтверждающих документов.</w:t>
       </w:r>
-      <w:r>
-        <w:rPr>
-          <w:rtl w:val="0"/>
-        </w:rPr>
+    </w:p>
+    <w:p>
+      <w:pPr>
+        <w:numPr>
+          <w:ilvl w:val="1"/>
+          <w:numId w:val="1"/>
+        </w:numPr>
+        <w:spacing w:after="160" w:before="120" w:lineRule="auto"/>
+        <w:ind w:left="708.6614173228345" w:hanging="435"/>
+        <w:jc w:val="both"/>
+        <w:rPr>
+          <w:sz w:val="22"/>
+          <w:szCs w:val="22"/>
+          <w:u w:val="none"/>
+        </w:rPr>
+      </w:pPr>
+      <w:r>
+        <w:rPr>
+          <w:sz w:val="22"/>
+          <w:szCs w:val="22"/>
+          <w:rtl w:val="0"/>
+        </w:rPr>
+        <w:t xml:space="preserve">При оплате с использованием рассрочки, предоставляемой платежным сервисом (Яндекс Сплит и аналогичные), акцептом Договора и спецификации признается подтверждение Заказчиком оплаты в сервисе (совершение первого платежа), а обязанность Заказчика по оплате услуг считается исполненной с момента поступления Исполнителю денежных средств от платежного сервиса в размере стоимости услуг. Обязательства Заказчика перед платежным сервисом по внесению последующих платежей возникают из соглашения Заказчика с сервисом, являются самостоятельными и на объем, сроки и стоимость услуг по Договору не влияют.</w:t>
       </w:r>
     </w:p>
     <w:p>
@@ -2804,6 +2834,8 @@
     </w:p>
     <w:p>
       <w:pPr>
+        <w:keepNext w:val="1"/>
+        <w:keepLines w:val="1"/>
         <w:numPr>
           <w:ilvl w:val="0"/>
           <w:numId w:val="1"/>
@@ -2832,9 +2864,16 @@
         </w:rPr>
         <w:t xml:space="preserve">Адреса и реквизиты сторон</w:t>
       </w:r>
+      <w:r>
+        <w:rPr>
+          <w:rtl w:val="0"/>
+        </w:rPr>
+      </w:r>
     </w:p>
     <w:p>
       <w:pPr>
+        <w:keepNext w:val="1"/>
+        <w:keepLines w:val="1"/>
         <w:spacing w:after="160" w:before="120" w:lineRule="auto"/>
         <w:ind w:left="1440" w:firstLine="0"/>
         <w:jc w:val="both"/>
@@ -2879,6 +2918,8 @@
           <w:tcPr/>
           <w:p>
             <w:pPr>
+              <w:keepNext w:val="1"/>
+              <w:keepLines w:val="1"/>
               <w:spacing w:after="20" w:lineRule="auto"/>
               <w:ind w:firstLine="0"/>
               <w:jc w:val="both"/>
@@ -2905,6 +2946,8 @@
           </w:p>
           <w:p>
             <w:pPr>
+              <w:keepNext w:val="1"/>
+              <w:keepLines w:val="1"/>
               <w:spacing w:after="20" w:lineRule="auto"/>
               <w:ind w:firstLine="0"/>
               <w:jc w:val="both"/>
@@ -2924,6 +2967,8 @@
           </w:p>
           <w:p>
             <w:pPr>
+              <w:keepNext w:val="1"/>
+              <w:keepLines w:val="1"/>
               <w:spacing w:after="20" w:lineRule="auto"/>
               <w:ind w:firstLine="0"/>
               <w:jc w:val="both"/>
@@ -2943,6 +2988,8 @@
           </w:p>
           <w:p>
             <w:pPr>
+              <w:keepNext w:val="1"/>
+              <w:keepLines w:val="1"/>
               <w:spacing w:after="20" w:lineRule="auto"/>
               <w:ind w:firstLine="0"/>
               <w:jc w:val="both"/>
@@ -2962,6 +3009,8 @@
           </w:p>
           <w:p>
             <w:pPr>
+              <w:keepNext w:val="1"/>
+              <w:keepLines w:val="1"/>
               <w:spacing w:after="20" w:lineRule="auto"/>
               <w:ind w:firstLine="0"/>
               <w:jc w:val="both"/>
@@ -2981,6 +3030,8 @@
           </w:p>
           <w:p>
             <w:pPr>
+              <w:keepNext w:val="1"/>
+              <w:keepLines w:val="1"/>
               <w:spacing w:after="20" w:lineRule="auto"/>
               <w:ind w:firstLine="0"/>
               <w:jc w:val="both"/>
@@ -3000,6 +3051,8 @@
           </w:p>
           <w:p>
             <w:pPr>
+              <w:keepNext w:val="1"/>
+              <w:keepLines w:val="1"/>
               <w:spacing w:after="20" w:lineRule="auto"/>
               <w:ind w:firstLine="0"/>
               <w:jc w:val="both"/>
@@ -3019,6 +3072,8 @@
           </w:p>
           <w:p>
             <w:pPr>
+              <w:keepNext w:val="1"/>
+              <w:keepLines w:val="1"/>
               <w:spacing w:after="20" w:lineRule="auto"/>
               <w:ind w:firstLine="0"/>
               <w:jc w:val="both"/>
@@ -3038,6 +3093,8 @@
           </w:p>
           <w:p>
             <w:pPr>
+              <w:keepNext w:val="1"/>
+              <w:keepLines w:val="1"/>
               <w:spacing w:after="20" w:lineRule="auto"/>
               <w:ind w:firstLine="0"/>
               <w:jc w:val="both"/>
@@ -3057,6 +3114,30 @@
           </w:p>
           <w:p>
             <w:pPr>
+              <w:keepNext w:val="1"/>
+              <w:keepLines w:val="1"/>
+              <w:spacing w:after="20" w:lineRule="auto"/>
+              <w:rPr>
+                <w:sz w:val="22"/>
+                <w:szCs w:val="22"/>
+              </w:rPr>
+            </w:pPr>
+            <w:r>
+              <w:rPr>
+                <w:rtl w:val="0"/>
+              </w:rPr>
+              <w:t xml:space="preserve">Оплата также принимается по ссылке платежного сервиса, направляемой Исполнителем (п. 3.3 Договора)</w:t>
+            </w:r>
+            <w:r>
+              <w:rPr>
+                <w:rtl w:val="0"/>
+              </w:rPr>
+            </w:r>
+          </w:p>
+          <w:p>
+            <w:pPr>
+              <w:keepNext w:val="1"/>
+              <w:keepLines w:val="1"/>
               <w:spacing w:after="20" w:lineRule="auto"/>
               <w:ind w:firstLine="0"/>
               <w:jc w:val="both"/>
@@ -3093,6 +3174,8 @@
           </w:p>
           <w:p>
             <w:pPr>
+              <w:keepNext w:val="1"/>
+              <w:keepLines w:val="1"/>
               <w:spacing w:after="20" w:lineRule="auto"/>
               <w:ind w:firstLine="0"/>
               <w:jc w:val="both"/>
@@ -3112,6 +3195,8 @@
           <w:tcPr/>
           <w:p>
             <w:pPr>
+              <w:keepNext w:val="1"/>
+              <w:keepLines w:val="1"/>
               <w:spacing w:after="20" w:lineRule="auto"/>
               <w:ind w:firstLine="0"/>
               <w:jc w:val="both"/>
@@ -3138,6 +3223,8 @@
           </w:p>
           <w:p>
             <w:pPr>
+              <w:keepNext w:val="1"/>
+              <w:keepLines w:val="1"/>
               <w:spacing w:after="20" w:lineRule="auto"/>
               <w:ind w:firstLine="0"/>
               <w:jc w:val="both"/>
@@ -3157,6 +3244,8 @@
           </w:p>
           <w:p>
             <w:pPr>
+              <w:keepNext w:val="1"/>
+              <w:keepLines w:val="1"/>
               <w:spacing w:after="20" w:lineRule="auto"/>
               <w:ind w:firstLine="0"/>
               <w:jc w:val="both"/>
@@ -3176,6 +3265,8 @@
           </w:p>
           <w:p>
             <w:pPr>
+              <w:keepNext w:val="1"/>
+              <w:keepLines w:val="1"/>
               <w:spacing w:after="20" w:lineRule="auto"/>
               <w:ind w:firstLine="0"/>
               <w:jc w:val="both"/>
@@ -3195,6 +3286,8 @@
           </w:p>
           <w:p>
             <w:pPr>
+              <w:keepNext w:val="1"/>
+              <w:keepLines w:val="1"/>
               <w:spacing w:after="20" w:lineRule="auto"/>
               <w:ind w:firstLine="0"/>
               <w:jc w:val="both"/>
@@ -3214,6 +3307,8 @@
           </w:p>
           <w:p>
             <w:pPr>
+              <w:keepNext w:val="1"/>
+              <w:keepLines w:val="1"/>
               <w:spacing w:after="20" w:lineRule="auto"/>
               <w:ind w:firstLine="0"/>
               <w:jc w:val="both"/>
@@ -3233,6 +3328,8 @@
           </w:p>
           <w:p>
             <w:pPr>
+              <w:keepNext w:val="1"/>
+              <w:keepLines w:val="1"/>
               <w:spacing w:after="20" w:lineRule="auto"/>
               <w:ind w:firstLine="0"/>
               <w:jc w:val="both"/>
@@ -3252,6 +3349,8 @@
           </w:p>
           <w:p>
             <w:pPr>
+              <w:keepNext w:val="1"/>
+              <w:keepLines w:val="1"/>
               <w:spacing w:after="20" w:lineRule="auto"/>
               <w:ind w:firstLine="0"/>
               <w:jc w:val="both"/>
@@ -3271,6 +3370,8 @@
           </w:p>
           <w:p>
             <w:pPr>
+              <w:keepNext w:val="1"/>
+              <w:keepLines w:val="1"/>
               <w:spacing w:after="20" w:lineRule="auto"/>
               <w:ind w:firstLine="0"/>
               <w:jc w:val="both"/>
@@ -3290,6 +3391,8 @@
           </w:p>
           <w:p>
             <w:pPr>
+              <w:keepNext w:val="1"/>
+              <w:keepLines w:val="1"/>
               <w:spacing w:after="20" w:lineRule="auto"/>
               <w:ind w:firstLine="0"/>
               <w:jc w:val="both"/>
@@ -3312,6 +3415,8 @@
     </w:tbl>
     <w:p>
       <w:pPr>
+        <w:keepNext w:val="1"/>
+        <w:keepLines w:val="1"/>
         <w:spacing w:after="120" w:lineRule="auto"/>
         <w:ind w:firstLine="0"/>
         <w:jc w:val="both"/>
@@ -3328,6 +3433,8 @@
     </w:p>
     <w:p>
       <w:pPr>
+        <w:keepNext w:val="1"/>
+        <w:keepLines w:val="1"/>
         <w:spacing w:after="0" w:lineRule="auto"/>
         <w:ind w:left="-566.9291338582677" w:firstLine="0"/>
         <w:jc w:val="both"/>
@@ -3354,6 +3461,8 @@
     </w:p>
     <w:p>
       <w:pPr>
+        <w:keepNext w:val="1"/>
+        <w:keepLines w:val="1"/>
         <w:spacing w:after="0" w:lineRule="auto"/>
         <w:ind w:firstLine="0"/>
         <w:jc w:val="both"/>
@@ -3388,6 +3497,7 @@
     </w:p>
     <w:p>
       <w:pPr>
+        <w:keepNext w:val="1"/>
         <w:rPr>
           <w:sz w:val="22"/>
           <w:szCs w:val="22"/>
@@ -3771,7 +3881,25 @@
           <w:szCs w:val="22"/>
           <w:rtl w:val="0"/>
         </w:rPr>
-        <w:t xml:space="preserve">В случае непредоставления (предоставления не в срок или неполного комплекта документов) Заказчиком, указанного в п. 2 настоящей Спецификации, Исполнитель производит оказание услуг на основании представленных Заказчиком документов.</w:t>
+        <w:t xml:space="preserve">В случае непредоставления (предоставления не в срок или неполного комплекта документов) Заказчиком, указанного в п. </w:t>
+      </w:r>
+      <w:r>
+        <w:rPr>
+          <w:sz w:val="22"/>
+          <w:szCs w:val="22"/>
+          <w:rtl w:val="0"/>
+        </w:rPr>
+        <w:t xml:space="preserve">3</w:t>
+      </w:r>
+      <w:r>
+        <w:rPr>
+          <w:i w:val="0"/>
+          <w:iCs w:val="0"/>
+          <w:sz w:val="22"/>
+          <w:szCs w:val="22"/>
+          <w:rtl w:val="0"/>
+        </w:rPr>
+        <w:t xml:space="preserve"> настоящей Спецификации, Исполнитель производит оказание услуг на основании представленных Заказчиком документов.</w:t>
       </w:r>
       <w:r>
         <w:rPr>
@@ -3837,7 +3965,25 @@
           <w:szCs w:val="22"/>
           <w:rtl w:val="0"/>
         </w:rPr>
-        <w:t xml:space="preserve">Стоимость услуг по настоящей Спецификации составляет {{Стоимость}} ({{Стоимость_прописью}}) рублей 00 копеек (НДС не облагается) и является единой за правовую помощь по делу в целом: она не зависит от стадии, на которой окончено производство по делу, и от количества фактически подготовленных документов. Заказчик подтверждает, что это условие ему разъяснено и понятно. Заказчик обязан произвести оплату услуг по настоящей Спецификации в следующем порядке: 100 % предоплата – {{Стоимость}} ({{Стоимость_прописью}}) рублей в течение 1 (одного) рабочего дня с даты направления настоящей Спецификации Заказчику. Совершение оплаты является полным и безоговорочным акцептом настоящей Спецификации и Договора.</w:t>
+        <w:t xml:space="preserve">Стоимость услуг по настоящей Спецификации составляет {{Стоимость}} ({{Стоимость_прописью}}) рублей 00 копеек (НДС не облагается) и является единой за правовую помощь по делу в целом: она не зависит от стадии, на которой окончено производство по делу, и от количества фактически подготовленных документов. Заказчик подтверждает, что это условие ему разъяснено и понятно. Заказчик обязан произвести оплату услуг по настоящей Спецификации в следующем порядке: 100 % предоплата – {{Стоимость}} ({{Стоимость_прописью}}) рублей </w:t>
+      </w:r>
+      <w:r>
+        <w:rPr>
+          <w:sz w:val="22"/>
+          <w:szCs w:val="22"/>
+          <w:rtl w:val="0"/>
+        </w:rPr>
+        <w:t xml:space="preserve">в течение 1 (одного) рабочего дня с даты направления настоящей Спецификации Заказчику – на расчетный счет Исполнителя либо по ссылке на оплату, направленной Исполнителем, в том числе с использованием рассрочки платежного сервиса (п.п. 3.3, 3.5 Договора). Совершение оплаты любым из указанных способов является полным и безоговорочным акцептом настоящей Спецификации и Договора</w:t>
+      </w:r>
+      <w:r>
+        <w:rPr>
+          <w:i w:val="0"/>
+          <w:iCs w:val="0"/>
+          <w:sz w:val="22"/>
+          <w:szCs w:val="22"/>
+          <w:rtl w:val="0"/>
+        </w:rPr>
+        <w:t xml:space="preserve">.</w:t>
       </w:r>
       <w:r>
         <w:rPr>
